--- a/KE_Climate_smart_beef_paper_May21.docx
+++ b/KE_Climate_smart_beef_paper_May21.docx
@@ -17,7 +17,7 @@
           <w:sz w:val="40"/>
           <w:szCs w:val="40"/>
         </w:rPr>
-        <w:t>Joint analysis of c</w:t>
+        <w:t xml:space="preserve"> </w:t>
       </w:r>
       <w:r>
         <w:rPr>
@@ -25,7 +25,7 @@
           <w:sz w:val="40"/>
           <w:szCs w:val="40"/>
         </w:rPr>
-        <w:t>limate mitigation</w:t>
+        <w:t>C</w:t>
       </w:r>
       <w:r>
         <w:rPr>
@@ -33,7 +33,15 @@
           <w:sz w:val="40"/>
           <w:szCs w:val="40"/>
         </w:rPr>
-        <w:t xml:space="preserve">, </w:t>
+        <w:t>limate mitigation</w:t>
+      </w:r>
+      <w:r>
+        <w:rPr>
+          <w:rFonts w:eastAsiaTheme="majorEastAsia"/>
+          <w:sz w:val="40"/>
+          <w:szCs w:val="40"/>
+        </w:rPr>
+        <w:t xml:space="preserve"> and </w:t>
       </w:r>
       <w:r>
         <w:rPr>
@@ -1904,14 +1912,10 @@
           <w:rStyle w:val="CommentReference"/>
           <w:sz w:val="22"/>
           <w:szCs w:val="22"/>
-          <w:lang/>
         </w:rPr>
         <w:commentReference w:id="8"/>
       </w:r>
       <w:r>
-        <w:rPr>
-          <w:lang/>
-        </w:rPr>
         <w:t xml:space="preserve"> </w:t>
       </w:r>
       <w:r>
@@ -23536,14 +23540,10 @@
     <w:p>
       <w:pPr>
         <w:spacing w:line="278" w:lineRule="auto"/>
-        <w:rPr>
-          <w:lang/>
-        </w:rPr>
       </w:pPr>
       <w:r>
         <w:rPr>
           <w:noProof/>
-          <w:lang/>
         </w:rPr>
         <w:lastRenderedPageBreak/>
         <w:drawing>
@@ -26611,13 +26611,11 @@
         <w:pStyle w:val="References"/>
         <w:rPr>
           <w:color w:val="60CAF3" w:themeColor="accent4" w:themeTint="99"/>
-          <w:lang/>
         </w:rPr>
       </w:pPr>
       <w:r>
         <w:rPr>
           <w:color w:val="60CAF3" w:themeColor="accent4" w:themeTint="99"/>
-          <w:lang/>
         </w:rPr>
         <w:t xml:space="preserve">MacLeod, M., Eory, V., Wint, W., Shaw, A., Gerber, P. J., Cecchi, G., Mattioli, R., Sykes, A., &amp; Robinson, T. (2018). Assessing the Greenhouse Gas Mitigation effect of removing bovine trypanosomiasis in Eastern Africa. </w:t>
       </w:r>
@@ -26626,14 +26624,12 @@
           <w:i/>
           <w:iCs/>
           <w:color w:val="60CAF3" w:themeColor="accent4" w:themeTint="99"/>
-          <w:lang/>
         </w:rPr>
         <w:t>Sustainability (Switzerland)</w:t>
       </w:r>
       <w:r>
         <w:rPr>
           <w:color w:val="60CAF3" w:themeColor="accent4" w:themeTint="99"/>
-          <w:lang/>
         </w:rPr>
         <w:t xml:space="preserve">, </w:t>
       </w:r>
@@ -26642,14 +26638,12 @@
           <w:i/>
           <w:iCs/>
           <w:color w:val="60CAF3" w:themeColor="accent4" w:themeTint="99"/>
-          <w:lang/>
         </w:rPr>
         <w:t>10</w:t>
       </w:r>
       <w:r>
         <w:rPr>
           <w:color w:val="60CAF3" w:themeColor="accent4" w:themeTint="99"/>
-          <w:lang/>
         </w:rPr>
         <w:t xml:space="preserve">(5). </w:t>
       </w:r>
@@ -26685,13 +26679,7 @@
         <w:rPr>
           <w:lang w:val="en-GB"/>
         </w:rPr>
-        <w:t xml:space="preserve">oi: </w:t>
-      </w:r>
-      <w:r>
-        <w:rPr>
-          <w:lang w:val="en-GB"/>
-        </w:rPr>
-        <w:t>https://www.cabidigitallibrary.org/doi/full/10.1079/cabicompendium.91611</w:t>
+        <w:t>oi: https://www.cabidigitallibrary.org/doi/full/10.1079/cabicompendium.91611</w:t>
       </w:r>
     </w:p>
     <w:p>
@@ -47188,22 +47176,52 @@
       <w:pPr>
         <w:pStyle w:val="CommentText"/>
       </w:pPr>
-      <w:r>
-        <w:t xml:space="preserve">-first estimate quantity of agricultural holdings corresponding to subsietcne (i.e. pastoral, agropastoral, or mixed livestock farms) and commercial (cow-calf or finisher ops). For each, we then estimate the total quantity of respective breeds in each farm type drawing from survey data in respective systems which report animal quantities per breed per farm type (GLS, 2019, ILRI, 2024, Mwangi et al. 2020). </w:t>
-      </w:r>
     </w:p>
     <w:p>
       <w:pPr>
         <w:pStyle w:val="CommentText"/>
       </w:pPr>
+      <w:r>
+        <w:t xml:space="preserve">-first the fraction of total beef cattle allocated to commercial (Cowcalf and Finisher ops, in our context) and subsistence (Pastoral, Agropastoral, Mixed) farms were approximated via census data (), using land area as a proxy for cattle numbers. The absolute total cattle in Finisher ops were then inferred using the official estimate by Gatsby (2025) and GOK that 1-2% of beef cattle in Kenya are intensively finished in specialized feedlots/intensive ranches as an estimate of total cattle under ‘Finisher op’ type. Then, for Finisher ops and other farm-types, the total cattle per farm-type and decomposition of such into main breeds () were then estimated using accounting methods, i.e. based on estimates for farm-type decompositions per region, and breed decomposition per farm-type. For this, the sources were based on our farm surveys () taking average values per agro-ecological zone (Arid, Semi-arid, Humid/subhumid). </w:t>
+      </w:r>
     </w:p>
     <w:p>
       <w:pPr>
         <w:pStyle w:val="CommentText"/>
       </w:pPr>
-      <w:r>
-        <w:t>As a final checkup, our final numbers were validated against available cencsus (NBS ) and xternal reports (FAO 2019) for total numbers per breed and farm type respectively. Overall these […].</w:t>
-      </w:r>
+    </w:p>
+    <w:p>
+      <w:pPr>
+        <w:pStyle w:val="CommentText"/>
+      </w:pPr>
+      <w:r>
+        <w:t>As our herd estimates relied on industry/expert judgement, we cross-validated our final (2020) estimates to against external data calculating the percentage differences. […].</w:t>
+      </w:r>
+    </w:p>
+    <w:p>
+      <w:pPr>
+        <w:pStyle w:val="CommentText"/>
+      </w:pPr>
+    </w:p>
+    <w:p>
+      <w:pPr>
+        <w:pStyle w:val="CommentText"/>
+      </w:pPr>
+    </w:p>
+    <w:p>
+      <w:pPr>
+        <w:pStyle w:val="CommentText"/>
+      </w:pPr>
+    </w:p>
+    <w:p>
+      <w:pPr>
+        <w:pStyle w:val="CommentText"/>
+      </w:pPr>
+    </w:p>
+    <w:p>
+      <w:pPr>
+        <w:pStyle w:val="CommentText"/>
+      </w:pPr>
     </w:p>
   </w:comment>
   <w:comment w:id="20" w:author="James Hawkins" w:date="2026-06-15T08:07:00Z" w:initials="JH">
@@ -47251,7 +47269,7 @@
       <w:pPr>
         <w:pStyle w:val="CommentText"/>
       </w:pPr>
-      <w:hyperlink r:id="rId2" w:history="1">
+      <w:hyperlink r:id="rId2" w:anchor=":~:text=The%20population%20estimates%20for%20beef,commercial%20exotic%2Fzebu%20beef%20animals" w:history="1">
         <w:r>
           <w:rPr>
             <w:rStyle w:val="Hyperlink"/>
@@ -50961,6 +50979,10 @@
 </file>
 
 <file path=customXml/item1.xml><?xml version="1.0" encoding="utf-8"?>
+<b:Sources xmlns:b="http://schemas.openxmlformats.org/officeDocument/2006/bibliography" xmlns="http://schemas.openxmlformats.org/officeDocument/2006/bibliography" SelectedStyle="\APASixthEditionOfficeOnline.xsl" StyleName="APA" Version="6"/>
+</file>
+
+<file path=customXml/item2.xml><?xml version="1.0" encoding="utf-8"?>
 <?mso-contentType ?>
 <FormTemplates xmlns="http://schemas.microsoft.com/sharepoint/v3/contenttype/forms">
   <Display>DocumentLibraryForm</Display>
@@ -50969,19 +50991,7 @@
 </FormTemplates>
 </file>
 
-<file path=customXml/item2.xml><?xml version="1.0" encoding="utf-8"?>
-<b:Sources xmlns:b="http://schemas.openxmlformats.org/officeDocument/2006/bibliography" xmlns="http://schemas.openxmlformats.org/officeDocument/2006/bibliography" SelectedStyle="\APASixthEditionOfficeOnline.xsl" StyleName="APA" Version="6"/>
-</file>
-
 <file path=customXml/item3.xml><?xml version="1.0" encoding="utf-8"?>
-<p:properties xmlns:p="http://schemas.microsoft.com/office/2006/metadata/properties" xmlns:xsi="http://www.w3.org/2001/XMLSchema-instance" xmlns:pc="http://schemas.microsoft.com/office/infopath/2007/PartnerControls">
-  <documentManagement>
-    <_activity xmlns="1d2381ac-0971-4eaa-b3ba-c31bd4f17fc9" xsi:nil="true"/>
-  </documentManagement>
-</p:properties>
-</file>
-
-<file path=customXml/item4.xml><?xml version="1.0" encoding="utf-8"?>
 <ct:contentTypeSchema xmlns:ct="http://schemas.microsoft.com/office/2006/metadata/contentType" xmlns:ma="http://schemas.microsoft.com/office/2006/metadata/properties/metaAttributes" ct:_="" ma:_="" ma:contentTypeName="Document" ma:contentTypeID="0x010100B0769C08B638B84085DE090DEFD04D63" ma:contentTypeVersion="18" ma:contentTypeDescription="Create a new document." ma:contentTypeScope="" ma:versionID="7bd437b44503d80b256bd8fa52a09940">
   <xsd:schema xmlns:xsd="http://www.w3.org/2001/XMLSchema" xmlns:xs="http://www.w3.org/2001/XMLSchema" xmlns:p="http://schemas.microsoft.com/office/2006/metadata/properties" xmlns:ns3="1d2381ac-0971-4eaa-b3ba-c31bd4f17fc9" xmlns:ns4="0181f35a-730e-4da9-9a17-793c62da4d6c" targetNamespace="http://schemas.microsoft.com/office/2006/metadata/properties" ma:root="true" ma:fieldsID="8c23515249ae5299055b11a5a8723784" ns3:_="" ns4:_="">
     <xsd:import namespace="1d2381ac-0971-4eaa-b3ba-c31bd4f17fc9"/>
@@ -51234,7 +51244,23 @@
 </ct:contentTypeSchema>
 </file>
 
+<file path=customXml/item4.xml><?xml version="1.0" encoding="utf-8"?>
+<p:properties xmlns:p="http://schemas.microsoft.com/office/2006/metadata/properties" xmlns:xsi="http://www.w3.org/2001/XMLSchema-instance" xmlns:pc="http://schemas.microsoft.com/office/infopath/2007/PartnerControls">
+  <documentManagement>
+    <_activity xmlns="1d2381ac-0971-4eaa-b3ba-c31bd4f17fc9" xsi:nil="true"/>
+  </documentManagement>
+</p:properties>
+</file>
+
 <file path=customXml/itemProps1.xml><?xml version="1.0" encoding="utf-8"?>
+<ds:datastoreItem xmlns:ds="http://schemas.openxmlformats.org/officeDocument/2006/customXml" ds:itemID="{6029E75E-81D0-4E11-AC2D-659FF1232B3C}">
+  <ds:schemaRefs>
+    <ds:schemaRef ds:uri="http://schemas.openxmlformats.org/officeDocument/2006/bibliography"/>
+  </ds:schemaRefs>
+</ds:datastoreItem>
+</file>
+
+<file path=customXml/itemProps2.xml><?xml version="1.0" encoding="utf-8"?>
 <ds:datastoreItem xmlns:ds="http://schemas.openxmlformats.org/officeDocument/2006/customXml" ds:itemID="{6EFBE59C-D8C5-4B47-8101-42CB7B4D9EDA}">
   <ds:schemaRefs>
     <ds:schemaRef ds:uri="http://schemas.microsoft.com/sharepoint/v3/contenttype/forms"/>
@@ -51242,25 +51268,7 @@
 </ds:datastoreItem>
 </file>
 
-<file path=customXml/itemProps2.xml><?xml version="1.0" encoding="utf-8"?>
-<ds:datastoreItem xmlns:ds="http://schemas.openxmlformats.org/officeDocument/2006/customXml" ds:itemID="{6029E75E-81D0-4E11-AC2D-659FF1232B3C}">
-  <ds:schemaRefs>
-    <ds:schemaRef ds:uri="http://schemas.openxmlformats.org/officeDocument/2006/bibliography"/>
-  </ds:schemaRefs>
-</ds:datastoreItem>
-</file>
-
 <file path=customXml/itemProps3.xml><?xml version="1.0" encoding="utf-8"?>
-<ds:datastoreItem xmlns:ds="http://schemas.openxmlformats.org/officeDocument/2006/customXml" ds:itemID="{94012D45-B11F-482B-88F4-63E9D08052B9}">
-  <ds:schemaRefs>
-    <ds:schemaRef ds:uri="http://schemas.microsoft.com/office/2006/metadata/properties"/>
-    <ds:schemaRef ds:uri="http://schemas.microsoft.com/office/infopath/2007/PartnerControls"/>
-    <ds:schemaRef ds:uri="1d2381ac-0971-4eaa-b3ba-c31bd4f17fc9"/>
-  </ds:schemaRefs>
-</ds:datastoreItem>
-</file>
-
-<file path=customXml/itemProps4.xml><?xml version="1.0" encoding="utf-8"?>
 <ds:datastoreItem xmlns:ds="http://schemas.openxmlformats.org/officeDocument/2006/customXml" ds:itemID="{CFBC300A-B9BB-4B16-BF7D-E7DF931271DB}">
   <ds:schemaRefs>
     <ds:schemaRef ds:uri="http://schemas.microsoft.com/office/2006/metadata/contentType"/>
@@ -51277,4 +51285,14 @@
     <ds:schemaRef ds:uri="http://schemas.microsoft.com/internal/obd"/>
   </ds:schemaRefs>
 </ds:datastoreItem>
+</file>
+
+<file path=customXml/itemProps4.xml><?xml version="1.0" encoding="utf-8"?>
+<ds:datastoreItem xmlns:ds="http://schemas.openxmlformats.org/officeDocument/2006/customXml" ds:itemID="{94012D45-B11F-482B-88F4-63E9D08052B9}">
+  <ds:schemaRefs>
+    <ds:schemaRef ds:uri="http://schemas.microsoft.com/office/2006/metadata/properties"/>
+    <ds:schemaRef ds:uri="http://schemas.microsoft.com/office/infopath/2007/PartnerControls"/>
+    <ds:schemaRef ds:uri="1d2381ac-0971-4eaa-b3ba-c31bd4f17fc9"/>
+  </ds:schemaRefs>
+</ds:datastoreItem>
 </file>
--- a/KE_Climate_smart_beef_paper_May21.docx
+++ b/KE_Climate_smart_beef_paper_May21.docx
@@ -30137,7 +30137,7 @@
         <w:t xml:space="preserve">projections reported for </w:t>
       </w:r>
       <w:r>
-        <w:t xml:space="preserve"> respective agro-ecologies</w:t>
+        <w:t>respective agro-ecologies</w:t>
       </w:r>
       <w:r>
         <w:t xml:space="preserve"> </w:t>
@@ -50979,10 +50979,6 @@
 </file>
 
 <file path=customXml/item1.xml><?xml version="1.0" encoding="utf-8"?>
-<b:Sources xmlns:b="http://schemas.openxmlformats.org/officeDocument/2006/bibliography" xmlns="http://schemas.openxmlformats.org/officeDocument/2006/bibliography" SelectedStyle="\APASixthEditionOfficeOnline.xsl" StyleName="APA" Version="6"/>
-</file>
-
-<file path=customXml/item2.xml><?xml version="1.0" encoding="utf-8"?>
 <?mso-contentType ?>
 <FormTemplates xmlns="http://schemas.microsoft.com/sharepoint/v3/contenttype/forms">
   <Display>DocumentLibraryForm</Display>
@@ -50991,7 +50987,19 @@
 </FormTemplates>
 </file>
 
+<file path=customXml/item2.xml><?xml version="1.0" encoding="utf-8"?>
+<b:Sources xmlns:b="http://schemas.openxmlformats.org/officeDocument/2006/bibliography" xmlns="http://schemas.openxmlformats.org/officeDocument/2006/bibliography" SelectedStyle="\APASixthEditionOfficeOnline.xsl" StyleName="APA" Version="6"/>
+</file>
+
 <file path=customXml/item3.xml><?xml version="1.0" encoding="utf-8"?>
+<p:properties xmlns:p="http://schemas.microsoft.com/office/2006/metadata/properties" xmlns:xsi="http://www.w3.org/2001/XMLSchema-instance" xmlns:pc="http://schemas.microsoft.com/office/infopath/2007/PartnerControls">
+  <documentManagement>
+    <_activity xmlns="1d2381ac-0971-4eaa-b3ba-c31bd4f17fc9" xsi:nil="true"/>
+  </documentManagement>
+</p:properties>
+</file>
+
+<file path=customXml/item4.xml><?xml version="1.0" encoding="utf-8"?>
 <ct:contentTypeSchema xmlns:ct="http://schemas.microsoft.com/office/2006/metadata/contentType" xmlns:ma="http://schemas.microsoft.com/office/2006/metadata/properties/metaAttributes" ct:_="" ma:_="" ma:contentTypeName="Document" ma:contentTypeID="0x010100B0769C08B638B84085DE090DEFD04D63" ma:contentTypeVersion="18" ma:contentTypeDescription="Create a new document." ma:contentTypeScope="" ma:versionID="7bd437b44503d80b256bd8fa52a09940">
   <xsd:schema xmlns:xsd="http://www.w3.org/2001/XMLSchema" xmlns:xs="http://www.w3.org/2001/XMLSchema" xmlns:p="http://schemas.microsoft.com/office/2006/metadata/properties" xmlns:ns3="1d2381ac-0971-4eaa-b3ba-c31bd4f17fc9" xmlns:ns4="0181f35a-730e-4da9-9a17-793c62da4d6c" targetNamespace="http://schemas.microsoft.com/office/2006/metadata/properties" ma:root="true" ma:fieldsID="8c23515249ae5299055b11a5a8723784" ns3:_="" ns4:_="">
     <xsd:import namespace="1d2381ac-0971-4eaa-b3ba-c31bd4f17fc9"/>
@@ -51244,15 +51252,15 @@
 </ct:contentTypeSchema>
 </file>
 
-<file path=customXml/item4.xml><?xml version="1.0" encoding="utf-8"?>
-<p:properties xmlns:p="http://schemas.microsoft.com/office/2006/metadata/properties" xmlns:xsi="http://www.w3.org/2001/XMLSchema-instance" xmlns:pc="http://schemas.microsoft.com/office/infopath/2007/PartnerControls">
-  <documentManagement>
-    <_activity xmlns="1d2381ac-0971-4eaa-b3ba-c31bd4f17fc9" xsi:nil="true"/>
-  </documentManagement>
-</p:properties>
+<file path=customXml/itemProps1.xml><?xml version="1.0" encoding="utf-8"?>
+<ds:datastoreItem xmlns:ds="http://schemas.openxmlformats.org/officeDocument/2006/customXml" ds:itemID="{6EFBE59C-D8C5-4B47-8101-42CB7B4D9EDA}">
+  <ds:schemaRefs>
+    <ds:schemaRef ds:uri="http://schemas.microsoft.com/sharepoint/v3/contenttype/forms"/>
+  </ds:schemaRefs>
+</ds:datastoreItem>
 </file>
 
-<file path=customXml/itemProps1.xml><?xml version="1.0" encoding="utf-8"?>
+<file path=customXml/itemProps2.xml><?xml version="1.0" encoding="utf-8"?>
 <ds:datastoreItem xmlns:ds="http://schemas.openxmlformats.org/officeDocument/2006/customXml" ds:itemID="{6029E75E-81D0-4E11-AC2D-659FF1232B3C}">
   <ds:schemaRefs>
     <ds:schemaRef ds:uri="http://schemas.openxmlformats.org/officeDocument/2006/bibliography"/>
@@ -51260,15 +51268,17 @@
 </ds:datastoreItem>
 </file>
 
-<file path=customXml/itemProps2.xml><?xml version="1.0" encoding="utf-8"?>
-<ds:datastoreItem xmlns:ds="http://schemas.openxmlformats.org/officeDocument/2006/customXml" ds:itemID="{6EFBE59C-D8C5-4B47-8101-42CB7B4D9EDA}">
+<file path=customXml/itemProps3.xml><?xml version="1.0" encoding="utf-8"?>
+<ds:datastoreItem xmlns:ds="http://schemas.openxmlformats.org/officeDocument/2006/customXml" ds:itemID="{94012D45-B11F-482B-88F4-63E9D08052B9}">
   <ds:schemaRefs>
-    <ds:schemaRef ds:uri="http://schemas.microsoft.com/sharepoint/v3/contenttype/forms"/>
+    <ds:schemaRef ds:uri="http://schemas.microsoft.com/office/2006/metadata/properties"/>
+    <ds:schemaRef ds:uri="http://schemas.microsoft.com/office/infopath/2007/PartnerControls"/>
+    <ds:schemaRef ds:uri="1d2381ac-0971-4eaa-b3ba-c31bd4f17fc9"/>
   </ds:schemaRefs>
 </ds:datastoreItem>
 </file>
 
-<file path=customXml/itemProps3.xml><?xml version="1.0" encoding="utf-8"?>
+<file path=customXml/itemProps4.xml><?xml version="1.0" encoding="utf-8"?>
 <ds:datastoreItem xmlns:ds="http://schemas.openxmlformats.org/officeDocument/2006/customXml" ds:itemID="{CFBC300A-B9BB-4B16-BF7D-E7DF931271DB}">
   <ds:schemaRefs>
     <ds:schemaRef ds:uri="http://schemas.microsoft.com/office/2006/metadata/contentType"/>
@@ -51285,14 +51295,4 @@
     <ds:schemaRef ds:uri="http://schemas.microsoft.com/internal/obd"/>
   </ds:schemaRefs>
 </ds:datastoreItem>
-</file>
-
-<file path=customXml/itemProps4.xml><?xml version="1.0" encoding="utf-8"?>
-<ds:datastoreItem xmlns:ds="http://schemas.openxmlformats.org/officeDocument/2006/customXml" ds:itemID="{94012D45-B11F-482B-88F4-63E9D08052B9}">
-  <ds:schemaRefs>
-    <ds:schemaRef ds:uri="http://schemas.microsoft.com/office/2006/metadata/properties"/>
-    <ds:schemaRef ds:uri="http://schemas.microsoft.com/office/infopath/2007/PartnerControls"/>
-    <ds:schemaRef ds:uri="1d2381ac-0971-4eaa-b3ba-c31bd4f17fc9"/>
-  </ds:schemaRefs>
-</ds:datastoreItem>
 </file>